--- a/erp complete documentation/QMIS-ERP-Role-Module-Status.updated.14oct-prm.docx
+++ b/erp complete documentation/QMIS-ERP-Role-Module-Status.updated.14oct-prm.docx
@@ -6016,6 +6016,7 @@
             <w:tcW w:type="dxa" w:w="3408"/>
             <w:shd w:fill="FFEB9C" w:val="clear"/>
             <w:shd w:fill="C6EFCE" w:val="clear"/>
+            <w:shd w:fill="C6EFCE" w:val="clear"/>
           </w:tcPr>
           <w:p>
             <w:r>
@@ -6055,6 +6056,7 @@
             <w:tcW w:type="dxa" w:w="3408"/>
             <w:shd w:fill="FFC7CE" w:val="clear"/>
             <w:shd w:fill="C6EFCE" w:val="clear"/>
+            <w:shd w:fill="C6EFCE" w:val="clear"/>
           </w:tcPr>
           <w:p>
             <w:r>
@@ -6068,7 +6070,7 @@
           </w:tcPr>
           <w:p>
             <w:r>
-              <w:t>Persisted on GET/POST /api/v1/front-office/student-transfers (migration 0011_front_office_records, frontoffice.*). List hydrates from the server; UI layout preserved.</w:t>
+              <w:t>List + Add persist via /api/v1/front-office/student-transfers (0011, frontoffice.*). AddStudentTransfer awaits POST; verified live STR-* (14 Oct 2026).</w:t>
             </w:r>
           </w:p>
         </w:tc>
@@ -6094,6 +6096,7 @@
             <w:tcW w:type="dxa" w:w="3408"/>
             <w:shd w:fill="FFC7CE" w:val="clear"/>
             <w:shd w:fill="C6EFCE" w:val="clear"/>
+            <w:shd w:fill="C6EFCE" w:val="clear"/>
           </w:tcPr>
           <w:p>
             <w:r>
@@ -6107,7 +6110,7 @@
           </w:tcPr>
           <w:p>
             <w:r>
-              <w:t>Persisted on /api/v1/front-office/student-re-enrollments (0011). studentReEnrollmentData.js uses Front Office API when signed in.</w:t>
+              <w:t>Persisted on /api/v1/front-office/student-re-enrollments (0011). Add/list use Front Office API when signed in.</w:t>
             </w:r>
           </w:p>
         </w:tc>
@@ -6133,6 +6136,7 @@
             <w:tcW w:type="dxa" w:w="3408"/>
             <w:shd w:fill="FFC7CE" w:val="clear"/>
             <w:shd w:fill="C6EFCE" w:val="clear"/>
+            <w:shd w:fill="C6EFCE" w:val="clear"/>
           </w:tcPr>
           <w:p>
             <w:r>
@@ -6172,6 +6176,7 @@
             <w:tcW w:type="dxa" w:w="3408"/>
             <w:shd w:fill="FFC7CE" w:val="clear"/>
             <w:shd w:fill="C6EFCE" w:val="clear"/>
+            <w:shd w:fill="C6EFCE" w:val="clear"/>
           </w:tcPr>
           <w:p>
             <w:r>
@@ -6185,7 +6190,7 @@
           </w:tcPr>
           <w:p>
             <w:r>
-              <w:t>Persisted on /api/v1/front-office/student-gate-passes (0011). gatePassData.js API mode; UI unchanged.</w:t>
+              <w:t>Persisted on /api/v1/front-office/student-gate-passes (0011). Add awaits API create; UI layout preserved.</w:t>
             </w:r>
           </w:p>
         </w:tc>
@@ -6211,6 +6216,7 @@
             <w:tcW w:type="dxa" w:w="3408"/>
             <w:shd w:fill="FFC7CE" w:val="clear"/>
             <w:shd w:fill="C6EFCE" w:val="clear"/>
+            <w:shd w:fill="C6EFCE" w:val="clear"/>
           </w:tcPr>
           <w:p>
             <w:r>
@@ -6224,7 +6230,7 @@
           </w:tcPr>
           <w:p>
             <w:r>
-              <w:t>Persisted on /api/v1/front-office/hostel-gate-passes (0011).</w:t>
+              <w:t>Add/Edit await create/update on /api/v1/front-office/hostel-gate-passes (0011). Live HGP-* verified.</w:t>
             </w:r>
           </w:p>
         </w:tc>
@@ -6250,6 +6256,7 @@
             <w:tcW w:type="dxa" w:w="3408"/>
             <w:shd w:fill="FFC7CE" w:val="clear"/>
             <w:shd w:fill="C6EFCE" w:val="clear"/>
+            <w:shd w:fill="C6EFCE" w:val="clear"/>
           </w:tcPr>
           <w:p>
             <w:r>
@@ -6263,7 +6270,7 @@
           </w:tcPr>
           <w:p>
             <w:r>
-              <w:t>Persisted on /api/v1/front-office/material-gate-passes (0011).</w:t>
+              <w:t>Add/Edit await create/update on /api/v1/front-office/material-gate-passes (0011). Live MGP-* verified.</w:t>
             </w:r>
           </w:p>
         </w:tc>
@@ -6289,6 +6296,7 @@
             <w:tcW w:type="dxa" w:w="3408"/>
             <w:shd w:fill="FFC7CE" w:val="clear"/>
             <w:shd w:fill="C6EFCE" w:val="clear"/>
+            <w:shd w:fill="C6EFCE" w:val="clear"/>
           </w:tcPr>
           <w:p>
             <w:r>
@@ -6302,7 +6310,7 @@
           </w:tcPr>
           <w:p>
             <w:r>
-              <w:t>Persisted on /api/v1/front-office/goods-received-passes (0011).</w:t>
+              <w:t>Add/Edit await create/update on /api/v1/front-office/goods-received-passes (0011). Live GRP-* verified.</w:t>
             </w:r>
           </w:p>
         </w:tc>
@@ -6524,6 +6532,7 @@
             <w:tcW w:type="dxa" w:w="3408"/>
             <w:shd w:fill="FFC7CE" w:val="clear"/>
             <w:shd w:fill="C6EFCE" w:val="clear"/>
+            <w:shd w:fill="C6EFCE" w:val="clear"/>
           </w:tcPr>
           <w:p>
             <w:r>
@@ -6563,6 +6572,7 @@
             <w:tcW w:type="dxa" w:w="3408"/>
             <w:shd w:fill="FFC7CE" w:val="clear"/>
             <w:shd w:fill="C6EFCE" w:val="clear"/>
+            <w:shd w:fill="C6EFCE" w:val="clear"/>
           </w:tcPr>
           <w:p>
             <w:r>
@@ -6602,6 +6612,7 @@
             <w:tcW w:type="dxa" w:w="3408"/>
             <w:shd w:fill="FFC7CE" w:val="clear"/>
             <w:shd w:fill="C6EFCE" w:val="clear"/>
+            <w:shd w:fill="C6EFCE" w:val="clear"/>
           </w:tcPr>
           <w:p>
             <w:r>
@@ -6641,6 +6652,7 @@
             <w:tcW w:type="dxa" w:w="3408"/>
             <w:shd w:fill="FFC7CE" w:val="clear"/>
             <w:shd w:fill="C6EFCE" w:val="clear"/>
+            <w:shd w:fill="C6EFCE" w:val="clear"/>
           </w:tcPr>
           <w:p>
             <w:r>
@@ -6679,6 +6691,7 @@
           <w:tcPr>
             <w:tcW w:type="dxa" w:w="3408"/>
             <w:shd w:fill="FFC7CE" w:val="clear"/>
+            <w:shd w:fill="C6EFCE" w:val="clear"/>
             <w:shd w:fill="C6EFCE" w:val="clear"/>
           </w:tcPr>
           <w:p>
